--- a/1o semestre/PSI0122 - Microcontroladores 1.docx
+++ b/1o semestre/PSI0122 - Microcontroladores 1.docx
@@ -1691,7 +1691,7 @@
           </w:p>
           <w:p>
             <w:pPr>
-              <w:pStyle w:val="ListParagraph"/>
+              <w:pStyle w:val="PargrafodaLista"/>
               <w:numPr>
                 <w:ilvl w:val="0"/>
                 <w:numId w:val="3"/>
@@ -1728,7 +1728,7 @@
           </w:p>
           <w:p>
             <w:pPr>
-              <w:pStyle w:val="ListParagraph"/>
+              <w:pStyle w:val="PargrafodaLista"/>
               <w:numPr>
                 <w:ilvl w:val="0"/>
                 <w:numId w:val="3"/>
@@ -1759,7 +1759,7 @@
           </w:p>
           <w:p>
             <w:pPr>
-              <w:pStyle w:val="ListParagraph"/>
+              <w:pStyle w:val="PargrafodaLista"/>
               <w:numPr>
                 <w:ilvl w:val="0"/>
                 <w:numId w:val="3"/>
@@ -1794,15 +1794,15 @@
           </w:p>
           <w:p>
             <w:pPr>
-              <w:pStyle w:val="ListParagraph"/>
-              <w:rPr>
-                <w:rFonts w:ascii="Arial" w:eastAsia="Arial" w:hAnsi="Arial" w:cs="Arial"/>
-              </w:rPr>
-            </w:pPr>
-          </w:p>
-          <w:p>
-            <w:pPr>
-              <w:pStyle w:val="ListParagraph"/>
+              <w:pStyle w:val="PargrafodaLista"/>
+              <w:rPr>
+                <w:rFonts w:ascii="Arial" w:eastAsia="Arial" w:hAnsi="Arial" w:cs="Arial"/>
+              </w:rPr>
+            </w:pPr>
+          </w:p>
+          <w:p>
+            <w:pPr>
+              <w:pStyle w:val="PargrafodaLista"/>
               <w:numPr>
                 <w:ilvl w:val="0"/>
                 <w:numId w:val="3"/>
@@ -1823,15 +1823,15 @@
           </w:p>
           <w:p>
             <w:pPr>
-              <w:pStyle w:val="ListParagraph"/>
-              <w:rPr>
-                <w:rFonts w:ascii="Arial" w:eastAsia="Arial" w:hAnsi="Arial" w:cs="Arial"/>
-              </w:rPr>
-            </w:pPr>
-          </w:p>
-          <w:p>
-            <w:pPr>
-              <w:pStyle w:val="ListParagraph"/>
+              <w:pStyle w:val="PargrafodaLista"/>
+              <w:rPr>
+                <w:rFonts w:ascii="Arial" w:eastAsia="Arial" w:hAnsi="Arial" w:cs="Arial"/>
+              </w:rPr>
+            </w:pPr>
+          </w:p>
+          <w:p>
+            <w:pPr>
+              <w:pStyle w:val="PargrafodaLista"/>
               <w:numPr>
                 <w:ilvl w:val="0"/>
                 <w:numId w:val="3"/>
@@ -1862,7 +1862,7 @@
           </w:p>
           <w:p>
             <w:pPr>
-              <w:pStyle w:val="ListParagraph"/>
+              <w:pStyle w:val="PargrafodaLista"/>
               <w:numPr>
                 <w:ilvl w:val="0"/>
                 <w:numId w:val="3"/>
@@ -1893,7 +1893,7 @@
           </w:p>
           <w:p>
             <w:pPr>
-              <w:pStyle w:val="ListParagraph"/>
+              <w:pStyle w:val="PargrafodaLista"/>
               <w:numPr>
                 <w:ilvl w:val="0"/>
                 <w:numId w:val="3"/>
@@ -1924,7 +1924,7 @@
           </w:p>
           <w:p>
             <w:pPr>
-              <w:pStyle w:val="ListParagraph"/>
+              <w:pStyle w:val="PargrafodaLista"/>
               <w:numPr>
                 <w:ilvl w:val="0"/>
                 <w:numId w:val="3"/>
@@ -1955,7 +1955,7 @@
           </w:p>
           <w:p>
             <w:pPr>
-              <w:pStyle w:val="ListParagraph"/>
+              <w:pStyle w:val="PargrafodaLista"/>
               <w:numPr>
                 <w:ilvl w:val="0"/>
                 <w:numId w:val="3"/>
@@ -1986,7 +1986,7 @@
           </w:p>
           <w:p>
             <w:pPr>
-              <w:pStyle w:val="ListParagraph"/>
+              <w:pStyle w:val="PargrafodaLista"/>
               <w:numPr>
                 <w:ilvl w:val="0"/>
                 <w:numId w:val="3"/>
@@ -2045,7 +2045,23 @@
                 <w:lang w:val="en-US"/>
               </w:rPr>
               <w:lastRenderedPageBreak/>
-              <w:t>The discipline in question focuses on developing the competencies defined for the Electrical Engineering course (Pilot Project) in the proportions established by the pedagogical project. For this purpose, the following Learning Objectives have been established:</w:t>
+              <w:t xml:space="preserve">The discipline in question focuses on developing the competencies defined for the </w:t>
+            </w:r>
+            <w:r>
+              <w:rPr>
+                <w:rFonts w:ascii="Arial" w:eastAsia="Arial" w:hAnsi="Arial" w:cs="Arial"/>
+                <w:i/>
+                <w:lang w:val="en-US"/>
+              </w:rPr>
+              <w:t xml:space="preserve">Electronic and Computational Systems Engineering </w:t>
+            </w:r>
+            <w:r>
+              <w:rPr>
+                <w:rFonts w:ascii="Arial" w:eastAsia="Arial" w:hAnsi="Arial" w:cs="Arial"/>
+                <w:i/>
+                <w:lang w:val="en-US"/>
+              </w:rPr>
+              <w:t>in the proportions established by the pedagogical project. For this purpose, the following Learning Objectives have been established:</w:t>
             </w:r>
           </w:p>
           <w:p>
@@ -2061,7 +2077,7 @@
           </w:p>
           <w:p>
             <w:pPr>
-              <w:pStyle w:val="ListParagraph"/>
+              <w:pStyle w:val="PargrafodaLista"/>
               <w:widowControl/>
               <w:numPr>
                 <w:ilvl w:val="0"/>
@@ -2094,7 +2110,7 @@
           </w:p>
           <w:p>
             <w:pPr>
-              <w:pStyle w:val="ListParagraph"/>
+              <w:pStyle w:val="PargrafodaLista"/>
               <w:widowControl/>
               <w:numPr>
                 <w:ilvl w:val="0"/>
@@ -2121,13 +2137,14 @@
               <w:rPr>
                 <w:rFonts w:ascii="Arial" w:eastAsia="Arial" w:hAnsi="Arial" w:cs="Arial"/>
                 <w:i/>
+                <w:u w:val="single"/>
                 <w:lang w:val="en-US"/>
               </w:rPr>
             </w:pPr>
           </w:p>
           <w:p>
             <w:pPr>
-              <w:pStyle w:val="ListParagraph"/>
+              <w:pStyle w:val="PargrafodaLista"/>
               <w:widowControl/>
               <w:numPr>
                 <w:ilvl w:val="0"/>
@@ -2160,7 +2177,7 @@
           </w:p>
           <w:p>
             <w:pPr>
-              <w:pStyle w:val="ListParagraph"/>
+              <w:pStyle w:val="PargrafodaLista"/>
               <w:widowControl/>
               <w:numPr>
                 <w:ilvl w:val="0"/>
@@ -2193,7 +2210,7 @@
           </w:p>
           <w:p>
             <w:pPr>
-              <w:pStyle w:val="ListParagraph"/>
+              <w:pStyle w:val="PargrafodaLista"/>
               <w:widowControl/>
               <w:numPr>
                 <w:ilvl w:val="0"/>
@@ -2226,7 +2243,7 @@
           </w:p>
           <w:p>
             <w:pPr>
-              <w:pStyle w:val="ListParagraph"/>
+              <w:pStyle w:val="PargrafodaLista"/>
               <w:widowControl/>
               <w:numPr>
                 <w:ilvl w:val="0"/>
@@ -2259,7 +2276,7 @@
           </w:p>
           <w:p>
             <w:pPr>
-              <w:pStyle w:val="ListParagraph"/>
+              <w:pStyle w:val="PargrafodaLista"/>
               <w:widowControl/>
               <w:numPr>
                 <w:ilvl w:val="0"/>
@@ -2292,7 +2309,7 @@
           </w:p>
           <w:p>
             <w:pPr>
-              <w:pStyle w:val="ListParagraph"/>
+              <w:pStyle w:val="PargrafodaLista"/>
               <w:widowControl/>
               <w:numPr>
                 <w:ilvl w:val="0"/>
@@ -2325,7 +2342,7 @@
           </w:p>
           <w:p>
             <w:pPr>
-              <w:pStyle w:val="ListParagraph"/>
+              <w:pStyle w:val="PargrafodaLista"/>
               <w:widowControl/>
               <w:numPr>
                 <w:ilvl w:val="0"/>
@@ -2358,7 +2375,7 @@
           </w:p>
           <w:p>
             <w:pPr>
-              <w:pStyle w:val="ListParagraph"/>
+              <w:pStyle w:val="PargrafodaLista"/>
               <w:widowControl/>
               <w:numPr>
                 <w:ilvl w:val="0"/>
@@ -3000,25 +3017,23 @@
                 <w:i/>
                 <w:color w:val="000000"/>
               </w:rPr>
-              <w:t xml:space="preserve"> </w:t>
-            </w:r>
-            <w:proofErr w:type="spellStart"/>
-            <w:r>
-              <w:rPr>
-                <w:rFonts w:ascii="Arial" w:eastAsia="Arial" w:hAnsi="Arial" w:cs="Arial"/>
-                <w:i/>
-                <w:color w:val="000000"/>
-              </w:rPr>
-              <w:t>Sistems</w:t>
-            </w:r>
-            <w:proofErr w:type="spellEnd"/>
-            <w:r>
-              <w:rPr>
-                <w:rFonts w:ascii="Arial" w:eastAsia="Arial" w:hAnsi="Arial" w:cs="Arial"/>
-                <w:i/>
-                <w:color w:val="000000"/>
-              </w:rPr>
-              <w:t xml:space="preserve"> </w:t>
+              <w:t xml:space="preserve"> S</w:t>
+            </w:r>
+            <w:r>
+              <w:rPr>
+                <w:rFonts w:ascii="Arial" w:eastAsia="Arial" w:hAnsi="Arial" w:cs="Arial"/>
+                <w:i/>
+                <w:color w:val="000000"/>
+              </w:rPr>
+              <w:t>y</w:t>
+            </w:r>
+            <w:r>
+              <w:rPr>
+                <w:rFonts w:ascii="Arial" w:eastAsia="Arial" w:hAnsi="Arial" w:cs="Arial"/>
+                <w:i/>
+                <w:color w:val="000000"/>
+              </w:rPr>
+              <w:t xml:space="preserve">stems </w:t>
             </w:r>
             <w:proofErr w:type="spellStart"/>
             <w:r>
@@ -4334,7 +4349,7 @@
               <w:rPr>
                 <w:rFonts w:ascii="Arial" w:eastAsia="Arial" w:hAnsi="Arial" w:cs="Arial"/>
               </w:rPr>
-              <w:t>Floyd, Thomas. Sistemas digitais. Disponível em: Minha Biblioteca, (9th edição). Grupo A, 2011.</w:t>
+              <w:t>Floyd, Thomas. Sistemas digitais. (9th edição). Grupo A, 2011.</w:t>
             </w:r>
             <w:r>
               <w:rPr>
@@ -4388,7 +4403,7 @@
               <w:rPr>
                 <w:rFonts w:ascii="Arial" w:eastAsia="Arial" w:hAnsi="Arial" w:cs="Arial"/>
               </w:rPr>
-              <w:t>. Disponível em: Minha Biblioteca, Grupo A, 2008.</w:t>
+              <w:t>, Grupo A, 2008.</w:t>
             </w:r>
           </w:p>
           <w:p>
@@ -4478,7 +4493,21 @@
               <w:rPr>
                 <w:rFonts w:ascii="Arial" w:eastAsia="Arial" w:hAnsi="Arial" w:cs="Arial"/>
               </w:rPr>
-              <w:t>Floyd, Thomas. Sistemas digitais. Disponível em: Minha Biblioteca, (9th edição). Grupo A, 2011.</w:t>
+              <w:t xml:space="preserve">Floyd, Thomas. Sistemas digitais. (9th </w:t>
+            </w:r>
+            <w:proofErr w:type="spellStart"/>
+            <w:r>
+              <w:rPr>
+                <w:rFonts w:ascii="Arial" w:eastAsia="Arial" w:hAnsi="Arial" w:cs="Arial"/>
+              </w:rPr>
+              <w:t>edition</w:t>
+            </w:r>
+            <w:proofErr w:type="spellEnd"/>
+            <w:r>
+              <w:rPr>
+                <w:rFonts w:ascii="Arial" w:eastAsia="Arial" w:hAnsi="Arial" w:cs="Arial"/>
+              </w:rPr>
+              <w:t>). Grupo A, 2011.</w:t>
             </w:r>
             <w:r>
               <w:rPr>
@@ -4532,7 +4561,7 @@
               <w:rPr>
                 <w:rFonts w:ascii="Arial" w:eastAsia="Arial" w:hAnsi="Arial" w:cs="Arial"/>
               </w:rPr>
-              <w:t>. Disponível em: Minha Biblioteca, Grupo A, 2008.</w:t>
+              <w:t>, Grupo A, 2008.</w:t>
             </w:r>
           </w:p>
           <w:p>
@@ -5633,7 +5662,7 @@
     <w:qFormat/>
     <w:rsid w:val="00485AB8"/>
   </w:style>
-  <w:style w:type="paragraph" w:styleId="Heading1">
+  <w:style w:type="paragraph" w:styleId="Ttulo1">
     <w:name w:val="heading 1"/>
     <w:basedOn w:val="Normal"/>
     <w:next w:val="Normal"/>
@@ -5658,7 +5687,7 @@
       <w:szCs w:val="32"/>
     </w:rPr>
   </w:style>
-  <w:style w:type="paragraph" w:styleId="Heading2">
+  <w:style w:type="paragraph" w:styleId="Ttulo2">
     <w:name w:val="heading 2"/>
     <w:basedOn w:val="Normal"/>
     <w:next w:val="Normal"/>
@@ -5688,7 +5717,7 @@
       <w:szCs w:val="28"/>
     </w:rPr>
   </w:style>
-  <w:style w:type="paragraph" w:styleId="Heading3">
+  <w:style w:type="paragraph" w:styleId="Ttulo3">
     <w:name w:val="heading 3"/>
     <w:basedOn w:val="Normal"/>
     <w:next w:val="Normal"/>
@@ -5717,7 +5746,7 @@
       <w:szCs w:val="26"/>
     </w:rPr>
   </w:style>
-  <w:style w:type="paragraph" w:styleId="Heading4">
+  <w:style w:type="paragraph" w:styleId="Ttulo4">
     <w:name w:val="heading 4"/>
     <w:basedOn w:val="Normal"/>
     <w:next w:val="Normal"/>
@@ -5745,7 +5774,7 @@
       <w:szCs w:val="28"/>
     </w:rPr>
   </w:style>
-  <w:style w:type="paragraph" w:styleId="Heading5">
+  <w:style w:type="paragraph" w:styleId="Ttulo5">
     <w:name w:val="heading 5"/>
     <w:basedOn w:val="Normal"/>
     <w:next w:val="Normal"/>
@@ -5777,7 +5806,7 @@
       <w:szCs w:val="26"/>
     </w:rPr>
   </w:style>
-  <w:style w:type="paragraph" w:styleId="Heading6">
+  <w:style w:type="paragraph" w:styleId="Ttulo6">
     <w:name w:val="heading 6"/>
     <w:basedOn w:val="Normal"/>
     <w:next w:val="Normal"/>
@@ -5803,13 +5832,13 @@
       <w:color w:val="000000"/>
     </w:rPr>
   </w:style>
-  <w:style w:type="character" w:default="1" w:styleId="DefaultParagraphFont">
+  <w:style w:type="character" w:default="1" w:styleId="Fontepargpadro">
     <w:name w:val="Default Paragraph Font"/>
     <w:uiPriority w:val="1"/>
     <w:semiHidden/>
     <w:unhideWhenUsed/>
   </w:style>
-  <w:style w:type="table" w:default="1" w:styleId="TableNormal">
+  <w:style w:type="table" w:default="1" w:styleId="Tabelanormal">
     <w:name w:val="Normal Table"/>
     <w:uiPriority w:val="99"/>
     <w:semiHidden/>
@@ -5824,13 +5853,13 @@
       </w:tblCellMar>
     </w:tblPr>
   </w:style>
-  <w:style w:type="numbering" w:default="1" w:styleId="NoList">
+  <w:style w:type="numbering" w:default="1" w:styleId="Semlista">
     <w:name w:val="No List"/>
     <w:uiPriority w:val="99"/>
     <w:semiHidden/>
     <w:unhideWhenUsed/>
   </w:style>
-  <w:style w:type="table" w:customStyle="1" w:styleId="TableNormal0">
+  <w:style w:type="table" w:customStyle="1" w:styleId="TableNormal">
     <w:name w:val="TableNormal"/>
     <w:tblPr>
       <w:tblCellMar>
@@ -5841,7 +5870,7 @@
       </w:tblCellMar>
     </w:tblPr>
   </w:style>
-  <w:style w:type="paragraph" w:styleId="Title">
+  <w:style w:type="paragraph" w:styleId="Ttulo">
     <w:name w:val="Title"/>
     <w:basedOn w:val="Normal"/>
     <w:next w:val="Normal"/>
@@ -5858,7 +5887,7 @@
       <w:szCs w:val="72"/>
     </w:rPr>
   </w:style>
-  <w:style w:type="table" w:customStyle="1" w:styleId="TableNormal1">
+  <w:style w:type="table" w:customStyle="1" w:styleId="TableNormal0">
     <w:name w:val="TableNormal"/>
     <w:tblPr>
       <w:tblCellMar>
@@ -5870,7 +5899,7 @@
     </w:tblPr>
   </w:style>
   <w:style w:type="table" w:customStyle="1" w:styleId="a">
-    <w:basedOn w:val="TableNormal1"/>
+    <w:basedOn w:val="TableNormal0"/>
     <w:tblPr>
       <w:tblStyleRowBandSize w:val="1"/>
       <w:tblStyleColBandSize w:val="1"/>
@@ -5881,7 +5910,7 @@
     </w:tblPr>
   </w:style>
   <w:style w:type="table" w:customStyle="1" w:styleId="a0">
-    <w:basedOn w:val="TableNormal1"/>
+    <w:basedOn w:val="TableNormal0"/>
     <w:tblPr>
       <w:tblStyleRowBandSize w:val="1"/>
       <w:tblStyleColBandSize w:val="1"/>
@@ -5891,10 +5920,10 @@
       </w:tblCellMar>
     </w:tblPr>
   </w:style>
-  <w:style w:type="paragraph" w:styleId="Header">
+  <w:style w:type="paragraph" w:styleId="Cabealho">
     <w:name w:val="header"/>
     <w:basedOn w:val="Normal"/>
-    <w:link w:val="HeaderChar"/>
+    <w:link w:val="CabealhoChar"/>
     <w:uiPriority w:val="99"/>
     <w:unhideWhenUsed/>
     <w:rsid w:val="00886538"/>
@@ -5905,17 +5934,17 @@
       </w:tabs>
     </w:pPr>
   </w:style>
-  <w:style w:type="character" w:customStyle="1" w:styleId="HeaderChar">
-    <w:name w:val="Header Char"/>
-    <w:basedOn w:val="DefaultParagraphFont"/>
-    <w:link w:val="Header"/>
+  <w:style w:type="character" w:customStyle="1" w:styleId="CabealhoChar">
+    <w:name w:val="Cabeçalho Char"/>
+    <w:basedOn w:val="Fontepargpadro"/>
+    <w:link w:val="Cabealho"/>
     <w:uiPriority w:val="99"/>
     <w:rsid w:val="00886538"/>
   </w:style>
-  <w:style w:type="paragraph" w:styleId="Footer">
+  <w:style w:type="paragraph" w:styleId="Rodap">
     <w:name w:val="footer"/>
     <w:basedOn w:val="Normal"/>
-    <w:link w:val="FooterChar"/>
+    <w:link w:val="RodapChar"/>
     <w:uiPriority w:val="99"/>
     <w:unhideWhenUsed/>
     <w:rsid w:val="00886538"/>
@@ -5926,14 +5955,14 @@
       </w:tabs>
     </w:pPr>
   </w:style>
-  <w:style w:type="character" w:customStyle="1" w:styleId="FooterChar">
-    <w:name w:val="Footer Char"/>
-    <w:basedOn w:val="DefaultParagraphFont"/>
-    <w:link w:val="Footer"/>
+  <w:style w:type="character" w:customStyle="1" w:styleId="RodapChar">
+    <w:name w:val="Rodapé Char"/>
+    <w:basedOn w:val="Fontepargpadro"/>
+    <w:link w:val="Rodap"/>
     <w:uiPriority w:val="99"/>
     <w:rsid w:val="00886538"/>
   </w:style>
-  <w:style w:type="paragraph" w:styleId="Subtitle">
+  <w:style w:type="paragraph" w:styleId="Subttulo">
     <w:name w:val="Subtitle"/>
     <w:basedOn w:val="Normal"/>
     <w:next w:val="Normal"/>
@@ -5953,7 +5982,7 @@
     </w:rPr>
   </w:style>
   <w:style w:type="table" w:customStyle="1" w:styleId="a1">
-    <w:basedOn w:val="TableNormal1"/>
+    <w:basedOn w:val="TableNormal0"/>
     <w:tblPr>
       <w:tblStyleRowBandSize w:val="1"/>
       <w:tblStyleColBandSize w:val="1"/>
@@ -5964,7 +5993,7 @@
     </w:tblPr>
   </w:style>
   <w:style w:type="table" w:customStyle="1" w:styleId="a2">
-    <w:basedOn w:val="TableNormal1"/>
+    <w:basedOn w:val="TableNormal0"/>
     <w:tblPr>
       <w:tblStyleRowBandSize w:val="1"/>
       <w:tblStyleColBandSize w:val="1"/>
@@ -5974,7 +6003,7 @@
       </w:tblCellMar>
     </w:tblPr>
   </w:style>
-  <w:style w:type="paragraph" w:styleId="ListParagraph">
+  <w:style w:type="paragraph" w:styleId="PargrafodaLista">
     <w:name w:val="List Paragraph"/>
     <w:basedOn w:val="Normal"/>
     <w:uiPriority w:val="34"/>
